--- a/Term6/Networking/lab-4/report.docx
+++ b/Term6/Networking/lab-4/report.docx
@@ -511,12 +511,21 @@
                 <w:szCs w:val="28"/>
               </w:rPr>
             </w:pPr>
+            <w:proofErr w:type="spellStart"/>
             <w:r>
               <w:rPr>
                 <w:rFonts w:cs="Times New Roman"/>
                 <w:szCs w:val="28"/>
               </w:rPr>
-              <w:t>Молодкин И.А.</w:t>
+              <w:t>Молодкин</w:t>
+            </w:r>
+            <w:proofErr w:type="spellEnd"/>
+            <w:r>
+              <w:rPr>
+                <w:rFonts w:cs="Times New Roman"/>
+                <w:szCs w:val="28"/>
+              </w:rPr>
+              <w:t xml:space="preserve"> И.А.</w:t>
             </w:r>
             <w:r>
               <w:rPr>
@@ -705,12 +714,13 @@
       <w:r>
         <w:rPr>
           <w:rFonts w:cs="Times New Roman"/>
+          <w:noProof/>
           <w:szCs w:val="28"/>
         </w:rPr>
         <w:drawing>
-          <wp:inline distT="0" distB="0" distL="0" distR="0" wp14:anchorId="6907851B" wp14:editId="55E45AB7">
+          <wp:inline distT="0" distB="0" distL="0" distR="0" wp14:anchorId="6907851B" wp14:editId="79C31516">
             <wp:extent cx="5940425" cy="3154680"/>
-            <wp:effectExtent l="0" t="0" r="3175" b="7620"/>
+            <wp:effectExtent l="19050" t="19050" r="22225" b="26670"/>
             <wp:docPr id="1397044209" name="Picture 1"/>
             <wp:cNvGraphicFramePr>
               <a:graphicFrameLocks xmlns:a="http://schemas.openxmlformats.org/drawingml/2006/main" noChangeAspect="1"/>
@@ -736,6 +746,11 @@
                     <a:prstGeom prst="rect">
                       <a:avLst/>
                     </a:prstGeom>
+                    <a:ln>
+                      <a:solidFill>
+                        <a:schemeClr val="tx1"/>
+                      </a:solidFill>
+                    </a:ln>
                   </pic:spPr>
                 </pic:pic>
               </a:graphicData>
@@ -1025,6 +1040,7 @@
                 <w:lang w:val="en-US"/>
               </w:rPr>
             </w:pPr>
+            <w:proofErr w:type="spellStart"/>
             <w:r>
               <w:rPr>
                 <w:rFonts w:cs="Times New Roman"/>
@@ -1033,6 +1049,7 @@
               </w:rPr>
               <w:t>ServerProvider</w:t>
             </w:r>
+            <w:proofErr w:type="spellEnd"/>
           </w:p>
         </w:tc>
         <w:tc>
@@ -1612,12 +1629,13 @@
       <w:r>
         <w:rPr>
           <w:rFonts w:cs="Times New Roman"/>
+          <w:noProof/>
           <w:szCs w:val="28"/>
         </w:rPr>
         <w:drawing>
-          <wp:inline distT="0" distB="0" distL="0" distR="0" wp14:anchorId="709A5CD8" wp14:editId="6CE8C3B3">
+          <wp:inline distT="0" distB="0" distL="0" distR="0" wp14:anchorId="709A5CD8" wp14:editId="27E01E4F">
             <wp:extent cx="1095528" cy="1314633"/>
-            <wp:effectExtent l="0" t="0" r="9525" b="0"/>
+            <wp:effectExtent l="19050" t="19050" r="28575" b="19050"/>
             <wp:docPr id="538931163" name="Picture 1"/>
             <wp:cNvGraphicFramePr>
               <a:graphicFrameLocks xmlns:a="http://schemas.openxmlformats.org/drawingml/2006/main" noChangeAspect="1"/>
@@ -1643,6 +1661,11 @@
                     <a:prstGeom prst="rect">
                       <a:avLst/>
                     </a:prstGeom>
+                    <a:ln>
+                      <a:solidFill>
+                        <a:schemeClr val="tx1"/>
+                      </a:solidFill>
+                    </a:ln>
                   </pic:spPr>
                 </pic:pic>
               </a:graphicData>
@@ -1659,12 +1682,13 @@
       <w:r>
         <w:rPr>
           <w:rFonts w:cs="Times New Roman"/>
+          <w:noProof/>
           <w:szCs w:val="28"/>
         </w:rPr>
         <w:drawing>
-          <wp:inline distT="0" distB="0" distL="0" distR="0" wp14:anchorId="257337A3" wp14:editId="6AB79476">
+          <wp:inline distT="0" distB="0" distL="0" distR="0" wp14:anchorId="257337A3" wp14:editId="40AB0818">
             <wp:extent cx="1082088" cy="1315295"/>
-            <wp:effectExtent l="0" t="0" r="3810" b="0"/>
+            <wp:effectExtent l="19050" t="19050" r="22860" b="18415"/>
             <wp:docPr id="697421901" name="Picture 1"/>
             <wp:cNvGraphicFramePr>
               <a:graphicFrameLocks xmlns:a="http://schemas.openxmlformats.org/drawingml/2006/main" noChangeAspect="1"/>
@@ -1690,6 +1714,11 @@
                     <a:prstGeom prst="rect">
                       <a:avLst/>
                     </a:prstGeom>
+                    <a:ln>
+                      <a:solidFill>
+                        <a:schemeClr val="tx1"/>
+                      </a:solidFill>
+                    </a:ln>
                   </pic:spPr>
                 </pic:pic>
               </a:graphicData>
@@ -1708,9 +1737,9 @@
           <w:noProof/>
         </w:rPr>
         <w:drawing>
-          <wp:inline distT="0" distB="0" distL="0" distR="0" wp14:anchorId="7421556C" wp14:editId="3DD6F636">
+          <wp:inline distT="0" distB="0" distL="0" distR="0" wp14:anchorId="7421556C" wp14:editId="64E289FD">
             <wp:extent cx="1057423" cy="1314633"/>
-            <wp:effectExtent l="0" t="0" r="9525" b="0"/>
+            <wp:effectExtent l="19050" t="19050" r="28575" b="19050"/>
             <wp:docPr id="64699840" name="Picture 1"/>
             <wp:cNvGraphicFramePr>
               <a:graphicFrameLocks xmlns:a="http://schemas.openxmlformats.org/drawingml/2006/main" noChangeAspect="1"/>
@@ -1736,6 +1765,11 @@
                     <a:prstGeom prst="rect">
                       <a:avLst/>
                     </a:prstGeom>
+                    <a:ln>
+                      <a:solidFill>
+                        <a:schemeClr val="tx1"/>
+                      </a:solidFill>
+                    </a:ln>
                   </pic:spPr>
                 </pic:pic>
               </a:graphicData>
@@ -1802,12 +1836,13 @@
       <w:r>
         <w:rPr>
           <w:rFonts w:cs="Times New Roman"/>
+          <w:noProof/>
           <w:szCs w:val="28"/>
         </w:rPr>
         <w:drawing>
-          <wp:inline distT="0" distB="0" distL="0" distR="0" wp14:anchorId="78E57B83" wp14:editId="16C0554A">
+          <wp:inline distT="0" distB="0" distL="0" distR="0" wp14:anchorId="78E57B83" wp14:editId="354F143A">
             <wp:extent cx="2553056" cy="2143424"/>
-            <wp:effectExtent l="0" t="0" r="0" b="9525"/>
+            <wp:effectExtent l="19050" t="19050" r="19050" b="28575"/>
             <wp:docPr id="364013685" name="Picture 1"/>
             <wp:cNvGraphicFramePr>
               <a:graphicFrameLocks xmlns:a="http://schemas.openxmlformats.org/drawingml/2006/main" noChangeAspect="1"/>
@@ -1833,6 +1868,11 @@
                     <a:prstGeom prst="rect">
                       <a:avLst/>
                     </a:prstGeom>
+                    <a:ln>
+                      <a:solidFill>
+                        <a:schemeClr val="tx1"/>
+                      </a:solidFill>
+                    </a:ln>
                   </pic:spPr>
                 </pic:pic>
               </a:graphicData>
@@ -1906,7 +1946,23 @@
           <w:rFonts w:cs="Times New Roman"/>
           <w:szCs w:val="28"/>
         </w:rPr>
-        <w:t xml:space="preserve">смог зайти на сайты корпоративной сети с помощью человекочитаемых доменных имён вместо числовых </w:t>
+        <w:t xml:space="preserve">смог зайти на сайты корпоративной сети с помощью </w:t>
+      </w:r>
+      <w:proofErr w:type="spellStart"/>
+      <w:r>
+        <w:rPr>
+          <w:rFonts w:cs="Times New Roman"/>
+          <w:szCs w:val="28"/>
+        </w:rPr>
+        <w:t>человекочитаемых</w:t>
+      </w:r>
+      <w:proofErr w:type="spellEnd"/>
+      <w:r>
+        <w:rPr>
+          <w:rFonts w:cs="Times New Roman"/>
+          <w:szCs w:val="28"/>
+        </w:rPr>
+        <w:t xml:space="preserve"> доменных имён вместо числовых </w:t>
       </w:r>
       <w:r>
         <w:rPr>
@@ -1961,6 +2017,7 @@
         </w:rPr>
         <w:t xml:space="preserve">сервером сети станет </w:t>
       </w:r>
+      <w:proofErr w:type="spellStart"/>
       <w:r>
         <w:rPr>
           <w:rFonts w:cs="Times New Roman"/>
@@ -1969,6 +2026,7 @@
         </w:rPr>
         <w:t>ServerProvider</w:t>
       </w:r>
+      <w:proofErr w:type="spellEnd"/>
       <w:r>
         <w:rPr>
           <w:rFonts w:cs="Times New Roman"/>
@@ -2170,13 +2228,14 @@
       <w:r>
         <w:rPr>
           <w:rFonts w:cs="Times New Roman"/>
+          <w:noProof/>
           <w:szCs w:val="28"/>
         </w:rPr>
         <w:lastRenderedPageBreak/>
         <w:drawing>
-          <wp:inline distT="0" distB="0" distL="0" distR="0" wp14:anchorId="2C9361C5" wp14:editId="1D384C62">
+          <wp:inline distT="0" distB="0" distL="0" distR="0" wp14:anchorId="2C9361C5" wp14:editId="4DFA8B13">
             <wp:extent cx="5940425" cy="5568315"/>
-            <wp:effectExtent l="0" t="0" r="3175" b="0"/>
+            <wp:effectExtent l="19050" t="19050" r="22225" b="13335"/>
             <wp:docPr id="1755945921" name="Picture 1"/>
             <wp:cNvGraphicFramePr>
               <a:graphicFrameLocks xmlns:a="http://schemas.openxmlformats.org/drawingml/2006/main" noChangeAspect="1"/>
@@ -2202,6 +2261,11 @@
                     <a:prstGeom prst="rect">
                       <a:avLst/>
                     </a:prstGeom>
+                    <a:ln>
+                      <a:solidFill>
+                        <a:schemeClr val="tx1"/>
+                      </a:solidFill>
+                    </a:ln>
                   </pic:spPr>
                 </pic:pic>
               </a:graphicData>
@@ -2306,13 +2370,14 @@
       <w:r>
         <w:rPr>
           <w:rFonts w:cs="Times New Roman"/>
+          <w:noProof/>
           <w:szCs w:val="28"/>
           <w:lang w:val="en-US"/>
         </w:rPr>
         <w:drawing>
-          <wp:inline distT="0" distB="0" distL="0" distR="0" wp14:anchorId="303C9F21" wp14:editId="3DE76924">
+          <wp:inline distT="0" distB="0" distL="0" distR="0" wp14:anchorId="303C9F21" wp14:editId="2B76D982">
             <wp:extent cx="5940425" cy="2043430"/>
-            <wp:effectExtent l="0" t="0" r="3175" b="0"/>
+            <wp:effectExtent l="19050" t="19050" r="22225" b="13970"/>
             <wp:docPr id="1118727028" name="Picture 1"/>
             <wp:cNvGraphicFramePr>
               <a:graphicFrameLocks xmlns:a="http://schemas.openxmlformats.org/drawingml/2006/main" noChangeAspect="1"/>
@@ -2338,6 +2403,11 @@
                     <a:prstGeom prst="rect">
                       <a:avLst/>
                     </a:prstGeom>
+                    <a:ln>
+                      <a:solidFill>
+                        <a:schemeClr val="tx1"/>
+                      </a:solidFill>
+                    </a:ln>
                   </pic:spPr>
                 </pic:pic>
               </a:graphicData>
@@ -2365,13 +2435,14 @@
           <w:rFonts w:cs="Times New Roman"/>
           <w:b/>
           <w:bCs/>
+          <w:noProof/>
           <w:szCs w:val="28"/>
         </w:rPr>
         <w:lastRenderedPageBreak/>
         <w:drawing>
-          <wp:inline distT="0" distB="0" distL="0" distR="0" wp14:anchorId="6BCF69D2" wp14:editId="1C43B013">
+          <wp:inline distT="0" distB="0" distL="0" distR="0" wp14:anchorId="6BCF69D2" wp14:editId="0506417A">
             <wp:extent cx="5940425" cy="2675255"/>
-            <wp:effectExtent l="0" t="0" r="3175" b="0"/>
+            <wp:effectExtent l="19050" t="19050" r="22225" b="10795"/>
             <wp:docPr id="150496764" name="Picture 1"/>
             <wp:cNvGraphicFramePr>
               <a:graphicFrameLocks xmlns:a="http://schemas.openxmlformats.org/drawingml/2006/main" noChangeAspect="1"/>
@@ -2397,6 +2468,11 @@
                     <a:prstGeom prst="rect">
                       <a:avLst/>
                     </a:prstGeom>
+                    <a:ln>
+                      <a:solidFill>
+                        <a:schemeClr val="tx1"/>
+                      </a:solidFill>
+                    </a:ln>
                   </pic:spPr>
                 </pic:pic>
               </a:graphicData>
@@ -2436,12 +2512,13 @@
           <w:rFonts w:cs="Times New Roman"/>
           <w:b/>
           <w:bCs/>
+          <w:noProof/>
           <w:szCs w:val="28"/>
         </w:rPr>
         <w:drawing>
-          <wp:inline distT="0" distB="0" distL="0" distR="0" wp14:anchorId="1B50C59D" wp14:editId="34684F6D">
+          <wp:inline distT="0" distB="0" distL="0" distR="0" wp14:anchorId="1B50C59D" wp14:editId="1D1BE137">
             <wp:extent cx="5940425" cy="1967865"/>
-            <wp:effectExtent l="0" t="0" r="3175" b="0"/>
+            <wp:effectExtent l="19050" t="19050" r="22225" b="13335"/>
             <wp:docPr id="1850624093" name="Picture 1"/>
             <wp:cNvGraphicFramePr>
               <a:graphicFrameLocks xmlns:a="http://schemas.openxmlformats.org/drawingml/2006/main" noChangeAspect="1"/>
@@ -2467,6 +2544,11 @@
                     <a:prstGeom prst="rect">
                       <a:avLst/>
                     </a:prstGeom>
+                    <a:ln>
+                      <a:solidFill>
+                        <a:schemeClr val="tx1"/>
+                      </a:solidFill>
+                    </a:ln>
                   </pic:spPr>
                 </pic:pic>
               </a:graphicData>
